--- a/Module10/eedelst4_sc10.docx
+++ b/Module10/eedelst4_sc10.docx
@@ -20,10 +20,7 @@
         <w:t xml:space="preserve">odule </w:t>
       </w:r>
       <w:r>
-        <w:t>10</w:t>
-      </w:r>
-      <w:r>
-        <w:t xml:space="preserve"> </w:t>
+        <w:t xml:space="preserve">10 </w:t>
       </w:r>
       <w:r>
         <w:t>– self check</w:t>
@@ -87,73 +84,7 @@
         <w:t>,</w:t>
       </w:r>
       <w:r>
-        <w:t xml:space="preserve"> we continue with the next precondition. Next, we try to unify (airport ?to) and (airport SFO), which unifies with {?to : SFO}. </w:t>
-      </w:r>
-      <w:r>
-        <w:t>Next, we try to unify (airport ?</w:t>
-      </w:r>
-      <w:r>
-        <w:t>from</w:t>
-      </w:r>
-      <w:r>
-        <w:t>) and (airport</w:t>
-      </w:r>
-      <w:r>
-        <w:t xml:space="preserve"> JFK</w:t>
-      </w:r>
-      <w:r>
-        <w:t>), which unif</w:t>
-      </w:r>
-      <w:r>
-        <w:t>ies</w:t>
-      </w:r>
-      <w:r>
-        <w:t xml:space="preserve"> with {?</w:t>
-      </w:r>
-      <w:r>
-        <w:t>from</w:t>
-      </w:r>
-      <w:r>
-        <w:t xml:space="preserve"> : </w:t>
-      </w:r>
-      <w:r>
-        <w:t>JFK</w:t>
-      </w:r>
-      <w:r>
-        <w:t>}. Next, we try to unify (</w:t>
-      </w:r>
-      <w:r>
-        <w:t>at</w:t>
-      </w:r>
-      <w:r>
-        <w:t xml:space="preserve"> ?</w:t>
-      </w:r>
-      <w:r>
-        <w:t>plane ?from</w:t>
-      </w:r>
-      <w:r>
-        <w:t>) and (</w:t>
-      </w:r>
-      <w:r>
-        <w:t>at 1973 SFO</w:t>
-      </w:r>
-      <w:r>
-        <w:t>), which unifies with {?</w:t>
-      </w:r>
-      <w:r>
-        <w:t>plane</w:t>
-      </w:r>
-      <w:r>
-        <w:t xml:space="preserve">: </w:t>
-      </w:r>
-      <w:r>
-        <w:t>1973 , ?from: SFO</w:t>
-      </w:r>
-      <w:r>
-        <w:t>}.</w:t>
-      </w:r>
-      <w:r>
-        <w:t xml:space="preserve"> Since, all preconditions were unified the action is permissible.</w:t>
+        <w:t xml:space="preserve"> we continue with the next precondition. Next, we try to unify (airport ?to) and (airport SFO), which unifies with {?to : SFO}. Next, we try to unify (airport ?from) and (airport JFK), which unifies with {?from : JFK}. Next, we try to unify (at ?plane ?from) and (at 1973 SFO), which unifies with {?plane: 1973 , ?from: SFO}. Since, all preconditions were unified the action is permissible.</w:t>
       </w:r>
     </w:p>
     <w:p>
@@ -258,37 +189,7 @@
         <w:t xml:space="preserve">Next we continue with </w:t>
       </w:r>
       <w:r>
-        <w:t xml:space="preserve">left branch and try to unify </w:t>
-      </w:r>
-      <w:r>
-        <w:t>(airport ?to)</w:t>
-      </w:r>
-      <w:r>
-        <w:t xml:space="preserve">. We can unify this condition with (airport SFO), </w:t>
-      </w:r>
-      <w:r>
-        <w:t>(airport</w:t>
-      </w:r>
-      <w:r>
-        <w:t xml:space="preserve"> JFK</w:t>
-      </w:r>
-      <w:r>
-        <w:t>)</w:t>
-      </w:r>
-      <w:r>
-        <w:t xml:space="preserve">, </w:t>
-      </w:r>
-      <w:r>
-        <w:t>(airport</w:t>
-      </w:r>
-      <w:r>
-        <w:t xml:space="preserve"> ORD</w:t>
-      </w:r>
-      <w:r>
-        <w:t>)</w:t>
-      </w:r>
-      <w:r>
-        <w:t xml:space="preserve">, resulting in the following </w:t>
+        <w:t xml:space="preserve">left branch and try to unify (airport ?to). We can unify this condition with (airport SFO), (airport JFK), (airport ORD), resulting in the following </w:t>
       </w:r>
       <w:r>
         <w:lastRenderedPageBreak/>
@@ -605,19 +506,7 @@
         <w:t>Next,</w:t>
       </w:r>
       <w:r>
-        <w:t xml:space="preserve"> we can unify (plane ?to) with the remaining airports in each branch. We follow the same process as before and unify (at ?plane ?from) which substitutes to (at 2749 JFK). This leaves only (fly 2749 JFK SFO) and </w:t>
-      </w:r>
-      <w:r>
-        <w:t xml:space="preserve">(fly 2749 JFK </w:t>
-      </w:r>
-      <w:r>
-        <w:t>ORD</w:t>
-      </w:r>
-      <w:r>
-        <w:t>)</w:t>
-      </w:r>
-      <w:r>
-        <w:t xml:space="preserve">. </w:t>
+        <w:t xml:space="preserve"> we can unify (plane ?to) with the remaining airports in each branch. We follow the same process as before and unify (at ?plane ?from) which substitutes to (at 2749 JFK). This leaves only (fly 2749 JFK SFO) and (fly 2749 JFK ORD). </w:t>
       </w:r>
     </w:p>
     <w:p>
@@ -794,19 +683,7 @@
         <w:spacing w:after="160" w:line="278" w:lineRule="auto"/>
       </w:pPr>
       <w:r>
-        <w:t xml:space="preserve">The first 2 actions that fulfil goal states in the graph are </w:t>
-      </w:r>
-      <w:r>
-        <w:t xml:space="preserve">(fly 1973 SFO ORD) and </w:t>
-      </w:r>
-      <w:r>
-        <w:t>(fly 1211 SFO JFK), so we add those to the plan, add their substituted add list to the state list, and remove their substituted delete list from the state</w:t>
-      </w:r>
-      <w:r>
-        <w:t>.</w:t>
-      </w:r>
-      <w:r>
-        <w:t xml:space="preserve"> </w:t>
+        <w:t xml:space="preserve">The first 2 actions that fulfil goal states in the graph are (fly 1973 SFO ORD) and (fly 1211 SFO JFK), so we add those to the plan, add their substituted add list to the state list, and remove their substituted delete list from the state. </w:t>
       </w:r>
       <w:r>
         <w:t xml:space="preserve">After taking the first two paths </w:t>
@@ -846,10 +723,7 @@
         <w:t>unfueled 2749)</w:t>
       </w:r>
       <w:r>
-        <w:t xml:space="preserve"> and include</w:t>
-      </w:r>
-      <w:r>
-        <w:t xml:space="preserve">, </w:t>
+        <w:t xml:space="preserve"> and include, </w:t>
       </w:r>
       <w:r>
         <w:t>(fueled 2749)</w:t>
@@ -951,13 +825,7 @@
         <w:t>example,</w:t>
       </w:r>
       <w:r>
-        <w:t xml:space="preserve"> if 1973 is flying to JFK from SFO, the new state would include (capacity JFK 100) and </w:t>
-      </w:r>
-      <w:r>
-        <w:t>(capacity SFO 100)</w:t>
-      </w:r>
-      <w:r>
-        <w:t xml:space="preserve"> would be removed.</w:t>
+        <w:t xml:space="preserve"> if 1973 is flying to JFK from SFO, the new state would include (capacity JFK 100) and (capacity SFO 100) would be removed.</w:t>
       </w:r>
     </w:p>
     <w:p>
@@ -1075,6 +943,184 @@
     </w:lvl>
   </w:abstractNum>
   <w:abstractNum w:abstractNumId="1" w15:restartNumberingAfterBreak="0">
+    <w:nsid w:val="53094403"/>
+    <w:multiLevelType w:val="hybridMultilevel"/>
+    <w:tmpl w:val="587E67C4"/>
+    <w:lvl w:ilvl="0" w:tplc="04090011">
+      <w:start w:val="1"/>
+      <w:numFmt w:val="decimal"/>
+      <w:lvlText w:val="%1)"/>
+      <w:lvlJc w:val="left"/>
+      <w:pPr>
+        <w:ind w:left="720" w:hanging="360"/>
+      </w:pPr>
+      <w:rPr>
+        <w:rFonts w:hint="default"/>
+      </w:rPr>
+    </w:lvl>
+    <w:lvl w:ilvl="1" w:tplc="04090019" w:tentative="1">
+      <w:start w:val="1"/>
+      <w:numFmt w:val="lowerLetter"/>
+      <w:lvlText w:val="%2."/>
+      <w:lvlJc w:val="left"/>
+      <w:pPr>
+        <w:ind w:left="1440" w:hanging="360"/>
+      </w:pPr>
+    </w:lvl>
+    <w:lvl w:ilvl="2" w:tplc="0409001B" w:tentative="1">
+      <w:start w:val="1"/>
+      <w:numFmt w:val="lowerRoman"/>
+      <w:lvlText w:val="%3."/>
+      <w:lvlJc w:val="right"/>
+      <w:pPr>
+        <w:ind w:left="2160" w:hanging="180"/>
+      </w:pPr>
+    </w:lvl>
+    <w:lvl w:ilvl="3" w:tplc="0409000F" w:tentative="1">
+      <w:start w:val="1"/>
+      <w:numFmt w:val="decimal"/>
+      <w:lvlText w:val="%4."/>
+      <w:lvlJc w:val="left"/>
+      <w:pPr>
+        <w:ind w:left="2880" w:hanging="360"/>
+      </w:pPr>
+    </w:lvl>
+    <w:lvl w:ilvl="4" w:tplc="04090019" w:tentative="1">
+      <w:start w:val="1"/>
+      <w:numFmt w:val="lowerLetter"/>
+      <w:lvlText w:val="%5."/>
+      <w:lvlJc w:val="left"/>
+      <w:pPr>
+        <w:ind w:left="3600" w:hanging="360"/>
+      </w:pPr>
+    </w:lvl>
+    <w:lvl w:ilvl="5" w:tplc="0409001B" w:tentative="1">
+      <w:start w:val="1"/>
+      <w:numFmt w:val="lowerRoman"/>
+      <w:lvlText w:val="%6."/>
+      <w:lvlJc w:val="right"/>
+      <w:pPr>
+        <w:ind w:left="4320" w:hanging="180"/>
+      </w:pPr>
+    </w:lvl>
+    <w:lvl w:ilvl="6" w:tplc="0409000F" w:tentative="1">
+      <w:start w:val="1"/>
+      <w:numFmt w:val="decimal"/>
+      <w:lvlText w:val="%7."/>
+      <w:lvlJc w:val="left"/>
+      <w:pPr>
+        <w:ind w:left="5040" w:hanging="360"/>
+      </w:pPr>
+    </w:lvl>
+    <w:lvl w:ilvl="7" w:tplc="04090019" w:tentative="1">
+      <w:start w:val="1"/>
+      <w:numFmt w:val="lowerLetter"/>
+      <w:lvlText w:val="%8."/>
+      <w:lvlJc w:val="left"/>
+      <w:pPr>
+        <w:ind w:left="5760" w:hanging="360"/>
+      </w:pPr>
+    </w:lvl>
+    <w:lvl w:ilvl="8" w:tplc="0409001B" w:tentative="1">
+      <w:start w:val="1"/>
+      <w:numFmt w:val="lowerRoman"/>
+      <w:lvlText w:val="%9."/>
+      <w:lvlJc w:val="right"/>
+      <w:pPr>
+        <w:ind w:left="6480" w:hanging="180"/>
+      </w:pPr>
+    </w:lvl>
+  </w:abstractNum>
+  <w:abstractNum w:abstractNumId="2" w15:restartNumberingAfterBreak="0">
+    <w:nsid w:val="647649C0"/>
+    <w:multiLevelType w:val="hybridMultilevel"/>
+    <w:tmpl w:val="8F342158"/>
+    <w:lvl w:ilvl="0" w:tplc="04090011">
+      <w:start w:val="1"/>
+      <w:numFmt w:val="decimal"/>
+      <w:lvlText w:val="%1)"/>
+      <w:lvlJc w:val="left"/>
+      <w:pPr>
+        <w:ind w:left="720" w:hanging="360"/>
+      </w:pPr>
+      <w:rPr>
+        <w:rFonts w:hint="default"/>
+      </w:rPr>
+    </w:lvl>
+    <w:lvl w:ilvl="1" w:tplc="04090019" w:tentative="1">
+      <w:start w:val="1"/>
+      <w:numFmt w:val="lowerLetter"/>
+      <w:lvlText w:val="%2."/>
+      <w:lvlJc w:val="left"/>
+      <w:pPr>
+        <w:ind w:left="1440" w:hanging="360"/>
+      </w:pPr>
+    </w:lvl>
+    <w:lvl w:ilvl="2" w:tplc="0409001B" w:tentative="1">
+      <w:start w:val="1"/>
+      <w:numFmt w:val="lowerRoman"/>
+      <w:lvlText w:val="%3."/>
+      <w:lvlJc w:val="right"/>
+      <w:pPr>
+        <w:ind w:left="2160" w:hanging="180"/>
+      </w:pPr>
+    </w:lvl>
+    <w:lvl w:ilvl="3" w:tplc="0409000F" w:tentative="1">
+      <w:start w:val="1"/>
+      <w:numFmt w:val="decimal"/>
+      <w:lvlText w:val="%4."/>
+      <w:lvlJc w:val="left"/>
+      <w:pPr>
+        <w:ind w:left="2880" w:hanging="360"/>
+      </w:pPr>
+    </w:lvl>
+    <w:lvl w:ilvl="4" w:tplc="04090019" w:tentative="1">
+      <w:start w:val="1"/>
+      <w:numFmt w:val="lowerLetter"/>
+      <w:lvlText w:val="%5."/>
+      <w:lvlJc w:val="left"/>
+      <w:pPr>
+        <w:ind w:left="3600" w:hanging="360"/>
+      </w:pPr>
+    </w:lvl>
+    <w:lvl w:ilvl="5" w:tplc="0409001B" w:tentative="1">
+      <w:start w:val="1"/>
+      <w:numFmt w:val="lowerRoman"/>
+      <w:lvlText w:val="%6."/>
+      <w:lvlJc w:val="right"/>
+      <w:pPr>
+        <w:ind w:left="4320" w:hanging="180"/>
+      </w:pPr>
+    </w:lvl>
+    <w:lvl w:ilvl="6" w:tplc="0409000F" w:tentative="1">
+      <w:start w:val="1"/>
+      <w:numFmt w:val="decimal"/>
+      <w:lvlText w:val="%7."/>
+      <w:lvlJc w:val="left"/>
+      <w:pPr>
+        <w:ind w:left="5040" w:hanging="360"/>
+      </w:pPr>
+    </w:lvl>
+    <w:lvl w:ilvl="7" w:tplc="04090019" w:tentative="1">
+      <w:start w:val="1"/>
+      <w:numFmt w:val="lowerLetter"/>
+      <w:lvlText w:val="%8."/>
+      <w:lvlJc w:val="left"/>
+      <w:pPr>
+        <w:ind w:left="5760" w:hanging="360"/>
+      </w:pPr>
+    </w:lvl>
+    <w:lvl w:ilvl="8" w:tplc="0409001B" w:tentative="1">
+      <w:start w:val="1"/>
+      <w:numFmt w:val="lowerRoman"/>
+      <w:lvlText w:val="%9."/>
+      <w:lvlJc w:val="right"/>
+      <w:pPr>
+        <w:ind w:left="6480" w:hanging="180"/>
+      </w:pPr>
+    </w:lvl>
+  </w:abstractNum>
+  <w:abstractNum w:abstractNumId="3" w15:restartNumberingAfterBreak="0">
     <w:nsid w:val="7A3C11D0"/>
     <w:multiLevelType w:val="hybridMultilevel"/>
     <w:tmpl w:val="92BCDEAA"/>
@@ -1167,6 +1213,12 @@
     <w:abstractNumId w:val="0"/>
   </w:num>
   <w:num w:numId="2" w16cid:durableId="2092312693">
+    <w:abstractNumId w:val="3"/>
+  </w:num>
+  <w:num w:numId="3" w16cid:durableId="1083188337">
+    <w:abstractNumId w:val="2"/>
+  </w:num>
+  <w:num w:numId="4" w16cid:durableId="296758665">
     <w:abstractNumId w:val="1"/>
   </w:num>
 </w:numbering>
